--- a/Project Rooms/Estate Documents/outputs/word-conversions-no-signatures/Assignment of Membership Interest Buy Your Home LLC.docx
+++ b/Project Rooms/Estate Documents/outputs/word-conversions-no-signatures/Assignment of Membership Interest Buy Your Home LLC.docx
@@ -4,1734 +4,242 @@
   <w:body>
     <w:p>
       <w:pPr>
-        <w:spacing w:after="40" w:line="240" w:lineRule="auto"/>
-        <w:jc w:val="center"/>
+        <w:spacing w:before="0" w:after="0"/>
       </w:pPr>
       <w:r>
-        <w:rPr>
-          <w:rFonts w:ascii="Times New Roman" w:hAnsi="Times New Roman"/>
-          <w:b/>
-          <w:sz w:val="22"/>
-        </w:rPr>
-        <w:t>ASSIGNMENTOFMEMBERSHIPINTEREST</w:t>
-      </w:r>
-    </w:p>
-    <w:p/>
-    <w:p>
-      <w:pPr>
-        <w:spacing w:after="40" w:line="240" w:lineRule="auto"/>
-        <w:jc w:val="center"/>
-      </w:pPr>
-      <w:r>
-        <w:rPr>
-          <w:rFonts w:ascii="Times New Roman" w:hAnsi="Times New Roman"/>
-          <w:b/>
-          <w:sz w:val="22"/>
-        </w:rPr>
-        <w:t>BUYYOURHOME,LLC</w:t>
-      </w:r>
-    </w:p>
-    <w:p/>
-    <w:p>
-      <w:pPr>
-        <w:spacing w:after="40" w:line="240" w:lineRule="auto"/>
-      </w:pPr>
-      <w:r>
-        <w:rPr>
-          <w:rFonts w:ascii="Times New Roman" w:hAnsi="Times New Roman"/>
-          <w:sz w:val="22"/>
-        </w:rPr>
-        <w:t>This Assignment of Membership Interest of Buy You Home,LLC（(the"Assignment") is</w:t>
+        <w:drawing>
+          <wp:inline xmlns:a="http://schemas.openxmlformats.org/drawingml/2006/main" xmlns:pic="http://schemas.openxmlformats.org/drawingml/2006/picture">
+            <wp:extent cx="7315200" cy="9386443"/>
+            <wp:docPr id="1" name="Picture 1"/>
+            <wp:cNvGraphicFramePr>
+              <a:graphicFrameLocks noChangeAspect="1"/>
+            </wp:cNvGraphicFramePr>
+            <a:graphic>
+              <a:graphicData uri="http://schemas.openxmlformats.org/drawingml/2006/picture">
+                <pic:pic>
+                  <pic:nvPicPr>
+                    <pic:cNvPr id="0" name="image.png"/>
+                    <pic:cNvPicPr/>
+                  </pic:nvPicPr>
+                  <pic:blipFill>
+                    <a:blip r:embed="rId9"/>
+                    <a:stretch>
+                      <a:fillRect/>
+                    </a:stretch>
+                  </pic:blipFill>
+                  <pic:spPr>
+                    <a:xfrm>
+                      <a:off x="0" y="0"/>
+                      <a:ext cx="7315200" cy="9386443"/>
+                    </a:xfrm>
+                    <a:prstGeom prst="rect"/>
+                  </pic:spPr>
+                </pic:pic>
+              </a:graphicData>
+            </a:graphic>
+          </wp:inline>
+        </w:drawing>
       </w:r>
     </w:p>
     <w:p>
       <w:pPr>
-        <w:spacing w:after="40" w:line="240" w:lineRule="auto"/>
+        <w:sectPr>
+          <w:pgSz w:w="12240" w:h="15840"/>
+          <w:pgMar w:top="360" w:right="360" w:bottom="360" w:left="360" w:header="720" w:footer="720" w:gutter="0"/>
+          <w:cols w:space="720"/>
+          <w:docGrid w:linePitch="360"/>
+        </w:sectPr>
+      </w:pPr>
+    </w:p>
+    <w:p>
+      <w:pPr>
+        <w:spacing w:before="0" w:after="0"/>
       </w:pPr>
       <w:r>
-        <w:rPr>
-          <w:rFonts w:ascii="Times New Roman" w:hAnsi="Times New Roman"/>
-          <w:sz w:val="22"/>
-        </w:rPr>
-        <w:t>made this the_dayofJuly,2023 and,except asexpressed herein,effective asofthe execution</w:t>
+        <w:drawing>
+          <wp:inline xmlns:a="http://schemas.openxmlformats.org/drawingml/2006/main" xmlns:pic="http://schemas.openxmlformats.org/drawingml/2006/picture">
+            <wp:extent cx="7315200" cy="9386443"/>
+            <wp:docPr id="2" name="Picture 2"/>
+            <wp:cNvGraphicFramePr>
+              <a:graphicFrameLocks noChangeAspect="1"/>
+            </wp:cNvGraphicFramePr>
+            <a:graphic>
+              <a:graphicData uri="http://schemas.openxmlformats.org/drawingml/2006/picture">
+                <pic:pic>
+                  <pic:nvPicPr>
+                    <pic:cNvPr id="0" name="image.png"/>
+                    <pic:cNvPicPr/>
+                  </pic:nvPicPr>
+                  <pic:blipFill>
+                    <a:blip r:embed="rId10"/>
+                    <a:stretch>
+                      <a:fillRect/>
+                    </a:stretch>
+                  </pic:blipFill>
+                  <pic:spPr>
+                    <a:xfrm>
+                      <a:off x="0" y="0"/>
+                      <a:ext cx="7315200" cy="9386443"/>
+                    </a:xfrm>
+                    <a:prstGeom prst="rect"/>
+                  </pic:spPr>
+                </pic:pic>
+              </a:graphicData>
+            </a:graphic>
+          </wp:inline>
+        </w:drawing>
       </w:r>
     </w:p>
     <w:p>
       <w:pPr>
-        <w:spacing w:after="40" w:line="240" w:lineRule="auto"/>
+        <w:sectPr>
+          <w:pgSz w:w="12240" w:h="15840"/>
+          <w:pgMar w:top="360" w:right="360" w:bottom="360" w:left="360" w:header="720" w:footer="720" w:gutter="0"/>
+          <w:cols w:space="720"/>
+          <w:docGrid w:linePitch="360"/>
+        </w:sectPr>
+      </w:pPr>
+    </w:p>
+    <w:p>
+      <w:pPr>
+        <w:spacing w:before="0" w:after="0"/>
       </w:pPr>
       <w:r>
-        <w:rPr>
-          <w:rFonts w:ascii="Times New Roman" w:hAnsi="Times New Roman"/>
-          <w:sz w:val="22"/>
-        </w:rPr>
-        <w:t>ofthis agreement(herein the"EffectiveDate") by and among Wesley Dale Browning and Jeanette</w:t>
+        <w:drawing>
+          <wp:inline xmlns:a="http://schemas.openxmlformats.org/drawingml/2006/main" xmlns:pic="http://schemas.openxmlformats.org/drawingml/2006/picture">
+            <wp:extent cx="7315200" cy="9386443"/>
+            <wp:docPr id="3" name="Picture 3"/>
+            <wp:cNvGraphicFramePr>
+              <a:graphicFrameLocks noChangeAspect="1"/>
+            </wp:cNvGraphicFramePr>
+            <a:graphic>
+              <a:graphicData uri="http://schemas.openxmlformats.org/drawingml/2006/picture">
+                <pic:pic>
+                  <pic:nvPicPr>
+                    <pic:cNvPr id="0" name="image.png"/>
+                    <pic:cNvPicPr/>
+                  </pic:nvPicPr>
+                  <pic:blipFill>
+                    <a:blip r:embed="rId11"/>
+                    <a:stretch>
+                      <a:fillRect/>
+                    </a:stretch>
+                  </pic:blipFill>
+                  <pic:spPr>
+                    <a:xfrm>
+                      <a:off x="0" y="0"/>
+                      <a:ext cx="7315200" cy="9386443"/>
+                    </a:xfrm>
+                    <a:prstGeom prst="rect"/>
+                  </pic:spPr>
+                </pic:pic>
+              </a:graphicData>
+            </a:graphic>
+          </wp:inline>
+        </w:drawing>
       </w:r>
     </w:p>
     <w:p>
       <w:pPr>
-        <w:spacing w:after="40" w:line="240" w:lineRule="auto"/>
+        <w:sectPr>
+          <w:pgSz w:w="12240" w:h="15840"/>
+          <w:pgMar w:top="360" w:right="360" w:bottom="360" w:left="360" w:header="720" w:footer="720" w:gutter="0"/>
+          <w:cols w:space="720"/>
+          <w:docGrid w:linePitch="360"/>
+        </w:sectPr>
+      </w:pPr>
+    </w:p>
+    <w:p>
+      <w:pPr>
+        <w:spacing w:before="0" w:after="0"/>
       </w:pPr>
       <w:r>
-        <w:rPr>
-          <w:rFonts w:ascii="Times New Roman" w:hAnsi="Times New Roman"/>
-          <w:sz w:val="22"/>
-        </w:rPr>
-        <w:t>Wilson Hollinger (herein referred to as the"Transferring Members") and the Browning Family</w:t>
+        <w:drawing>
+          <wp:inline xmlns:a="http://schemas.openxmlformats.org/drawingml/2006/main" xmlns:pic="http://schemas.openxmlformats.org/drawingml/2006/picture">
+            <wp:extent cx="7315200" cy="9386443"/>
+            <wp:docPr id="4" name="Picture 4"/>
+            <wp:cNvGraphicFramePr>
+              <a:graphicFrameLocks noChangeAspect="1"/>
+            </wp:cNvGraphicFramePr>
+            <a:graphic>
+              <a:graphicData uri="http://schemas.openxmlformats.org/drawingml/2006/picture">
+                <pic:pic>
+                  <pic:nvPicPr>
+                    <pic:cNvPr id="0" name="image.png"/>
+                    <pic:cNvPicPr/>
+                  </pic:nvPicPr>
+                  <pic:blipFill>
+                    <a:blip r:embed="rId12"/>
+                    <a:stretch>
+                      <a:fillRect/>
+                    </a:stretch>
+                  </pic:blipFill>
+                  <pic:spPr>
+                    <a:xfrm>
+                      <a:off x="0" y="0"/>
+                      <a:ext cx="7315200" cy="9386443"/>
+                    </a:xfrm>
+                    <a:prstGeom prst="rect"/>
+                  </pic:spPr>
+                </pic:pic>
+              </a:graphicData>
+            </a:graphic>
+          </wp:inline>
+        </w:drawing>
       </w:r>
     </w:p>
     <w:p>
       <w:pPr>
-        <w:spacing w:after="40" w:line="240" w:lineRule="auto"/>
+        <w:sectPr>
+          <w:pgSz w:w="12240" w:h="15840"/>
+          <w:pgMar w:top="360" w:right="360" w:bottom="360" w:left="360" w:header="720" w:footer="720" w:gutter="0"/>
+          <w:cols w:space="720"/>
+          <w:docGrid w:linePitch="360"/>
+        </w:sectPr>
       </w:pPr>
-      <w:r>
-        <w:rPr>
-          <w:rFonts w:ascii="Times New Roman" w:hAnsi="Times New Roman"/>
-          <w:sz w:val="22"/>
-        </w:rPr>
-        <w:t>Revocable Trust dated the 21st day of June,2023(herein referred to as the"Trust").</w:t>
-      </w:r>
-    </w:p>
-    <w:p/>
-    <w:p>
-      <w:pPr>
-        <w:spacing w:after="40" w:line="240" w:lineRule="auto"/>
-        <w:jc w:val="center"/>
-      </w:pPr>
-      <w:r>
-        <w:rPr>
-          <w:rFonts w:ascii="Times New Roman" w:hAnsi="Times New Roman"/>
-          <w:b/>
-          <w:sz w:val="22"/>
-        </w:rPr>
-        <w:t>RECITALS:</w:t>
-      </w:r>
-    </w:p>
-    <w:p/>
-    <w:p>
-      <w:pPr>
-        <w:spacing w:after="40" w:line="240" w:lineRule="auto"/>
-      </w:pPr>
-      <w:r>
-        <w:rPr>
-          <w:rFonts w:ascii="Times New Roman" w:hAnsi="Times New Roman"/>
-          <w:sz w:val="22"/>
-        </w:rPr>
-        <w:t>WHEREAS,TransferringMembers constituteall of theMembersofa companyformed</w:t>
-      </w:r>
-    </w:p>
-    <w:p/>
-    <w:p>
-      <w:pPr>
-        <w:spacing w:after="40" w:line="240" w:lineRule="auto"/>
-      </w:pPr>
-      <w:r>
-        <w:rPr>
-          <w:rFonts w:ascii="Times New Roman" w:hAnsi="Times New Roman"/>
-          <w:sz w:val="22"/>
-        </w:rPr>
-        <w:t>57D (the "Act"),by the name of Buy You Home,LLC (the "Company"D}and the Company is</w:t>
-      </w:r>
     </w:p>
     <w:p>
       <w:pPr>
-        <w:spacing w:after="40" w:line="240" w:lineRule="auto"/>
+        <w:spacing w:before="0" w:after="0"/>
       </w:pPr>
       <w:r>
-        <w:rPr>
-          <w:rFonts w:ascii="Times New Roman" w:hAnsi="Times New Roman"/>
-          <w:sz w:val="22"/>
-        </w:rPr>
-        <w:t>governed and operated pursuant to the default provisions of theAct should theCompanynot have</w:t>
-      </w:r>
-    </w:p>
-    <w:p>
-      <w:pPr>
-        <w:spacing w:after="40" w:line="240" w:lineRule="auto"/>
-      </w:pPr>
-      <w:r>
-        <w:rPr>
-          <w:rFonts w:ascii="Times New Roman" w:hAnsi="Times New Roman"/>
-          <w:sz w:val="22"/>
-        </w:rPr>
-        <w:t>an OperatingAgreement;</w:t>
-      </w:r>
-    </w:p>
-    <w:p/>
-    <w:p>
-      <w:pPr>
-        <w:spacing w:after="40" w:line="240" w:lineRule="auto"/>
-      </w:pPr>
-      <w:r>
-        <w:rPr>
-          <w:rFonts w:ascii="Times New Roman" w:hAnsi="Times New Roman"/>
-          <w:sz w:val="22"/>
-        </w:rPr>
-        <w:t>WHEREAS, Transferring Members are the legal and beneficial owner of a combined</w:t>
-      </w:r>
-    </w:p>
-    <w:p>
-      <w:pPr>
-        <w:spacing w:after="40" w:line="240" w:lineRule="auto"/>
-      </w:pPr>
-      <w:r>
-        <w:rPr>
-          <w:rFonts w:ascii="Times New Roman" w:hAnsi="Times New Roman"/>
-          <w:sz w:val="22"/>
-        </w:rPr>
-        <w:t>100% of the interest in the Company,of which50% of the interest being owned by WesleyDale</w:t>
-      </w:r>
-    </w:p>
-    <w:p>
-      <w:pPr>
-        <w:spacing w:after="40" w:line="240" w:lineRule="auto"/>
-      </w:pPr>
-      <w:r>
-        <w:rPr>
-          <w:rFonts w:ascii="Times New Roman" w:hAnsi="Times New Roman"/>
-          <w:sz w:val="22"/>
-        </w:rPr>
-        <w:t>Browning and 50% of the interest being owned by Jeanette WilsonHollinger (herein the</w:t>
-      </w:r>
-    </w:p>
-    <w:p>
-      <w:pPr>
-        <w:spacing w:after="40" w:line="240" w:lineRule="auto"/>
-      </w:pPr>
-      <w:r>
-        <w:rPr>
-          <w:rFonts w:ascii="Times New Roman" w:hAnsi="Times New Roman"/>
-          <w:sz w:val="22"/>
-        </w:rPr>
-        <w:t>"Membership Interest");</w:t>
-      </w:r>
-    </w:p>
-    <w:p/>
-    <w:p>
-      <w:pPr>
-        <w:spacing w:after="40" w:line="240" w:lineRule="auto"/>
-      </w:pPr>
-      <w:r>
-        <w:rPr>
-          <w:rFonts w:ascii="Times New Roman" w:hAnsi="Times New Roman"/>
-          <w:sz w:val="22"/>
-        </w:rPr>
-        <w:t>WHEREAS,TransferringMembersmade acapital contribution to the Companyfor their</w:t>
-      </w:r>
-    </w:p>
-    <w:p>
-      <w:pPr>
-        <w:spacing w:after="40" w:line="240" w:lineRule="auto"/>
-      </w:pPr>
-      <w:r>
-        <w:rPr>
-          <w:rFonts w:ascii="Times New Roman" w:hAnsi="Times New Roman"/>
-          <w:sz w:val="22"/>
-        </w:rPr>
-        <w:t>MembershipInterest;</w:t>
-      </w:r>
-    </w:p>
-    <w:p/>
-    <w:p>
-      <w:pPr>
-        <w:spacing w:after="40" w:line="240" w:lineRule="auto"/>
-      </w:pPr>
-      <w:r>
-        <w:rPr>
-          <w:rFonts w:ascii="Times New Roman" w:hAnsi="Times New Roman"/>
-          <w:sz w:val="22"/>
-        </w:rPr>
-        <w:t>WHEREAS,TransferringMemberswish to transfer and assign all of their membership</w:t>
-      </w:r>
-    </w:p>
-    <w:p>
-      <w:pPr>
-        <w:spacing w:after="40" w:line="240" w:lineRule="auto"/>
-      </w:pPr>
-      <w:r>
-        <w:rPr>
-          <w:rFonts w:ascii="Times New Roman" w:hAnsi="Times New Roman"/>
-          <w:sz w:val="22"/>
-        </w:rPr>
-        <w:t>interest, being a combined 100% of the Membership Interest in the Company,to Trust, and all of</w:t>
-      </w:r>
-    </w:p>
-    <w:p>
-      <w:pPr>
-        <w:spacing w:after="40" w:line="240" w:lineRule="auto"/>
-      </w:pPr>
-      <w:r>
-        <w:rPr>
-          <w:rFonts w:ascii="Times New Roman" w:hAnsi="Times New Roman"/>
-          <w:sz w:val="22"/>
-        </w:rPr>
-        <w:t>the Members of the Company are agreeable to such transfer of the Transferring Members as a</w:t>
-      </w:r>
-    </w:p>
-    <w:p>
-      <w:pPr>
-        <w:spacing w:after="40" w:line="240" w:lineRule="auto"/>
-      </w:pPr>
-      <w:r>
-        <w:rPr>
-          <w:rFonts w:ascii="Times New Roman" w:hAnsi="Times New Roman"/>
-          <w:sz w:val="22"/>
-        </w:rPr>
-        <w:t>Memberunderthe terms and conditionssetforthbelow;and</w:t>
-      </w:r>
-    </w:p>
-    <w:p/>
-    <w:p>
-      <w:pPr>
-        <w:spacing w:after="40" w:line="240" w:lineRule="auto"/>
-      </w:pPr>
-      <w:r>
-        <w:rPr>
-          <w:rFonts w:ascii="Times New Roman" w:hAnsi="Times New Roman"/>
-          <w:sz w:val="22"/>
-        </w:rPr>
-        <w:t>NOW,THEREFORE,for and in consideration of the mutual promises,covenants,and</w:t>
-      </w:r>
-    </w:p>
-    <w:p>
-      <w:pPr>
-        <w:spacing w:after="40" w:line="240" w:lineRule="auto"/>
-      </w:pPr>
-      <w:r>
-        <w:rPr>
-          <w:rFonts w:ascii="Times New Roman" w:hAnsi="Times New Roman"/>
-          <w:sz w:val="22"/>
-        </w:rPr>
-        <w:t>agreements contained herein,and other good and valuable consideration,the receipt and</w:t>
-      </w:r>
-    </w:p>
-    <w:p>
-      <w:pPr>
-        <w:spacing w:after="40" w:line="240" w:lineRule="auto"/>
-      </w:pPr>
-      <w:r>
-        <w:rPr>
-          <w:rFonts w:ascii="Times New Roman" w:hAnsi="Times New Roman"/>
-          <w:sz w:val="22"/>
-        </w:rPr>
-        <w:t>sufficiency of which are hereby acknowledged by each of the parties hereto,the parties hereto</w:t>
-      </w:r>
-    </w:p>
-    <w:p>
-      <w:pPr>
-        <w:spacing w:after="40"/>
-      </w:pPr>
-      <w:r>
-        <w:rPr>
-          <w:rFonts w:ascii="Times New Roman" w:hAnsi="Times New Roman"/>
-          <w:sz w:val="22"/>
-        </w:rPr>
-        <w:t>__________________________________________</w:t>
-      </w:r>
-    </w:p>
-    <w:p>
-      <w:pPr>
-        <w:spacing w:after="40" w:line="240" w:lineRule="auto"/>
-      </w:pPr>
-      <w:r>
-        <w:rPr>
-          <w:rFonts w:ascii="Times New Roman" w:hAnsi="Times New Roman"/>
-          <w:sz w:val="22"/>
-        </w:rPr>
-        <w:t>agree asfollows:</w:t>
-      </w:r>
-    </w:p>
-    <w:p/>
-    <w:p>
-      <w:pPr>
-        <w:spacing w:after="40" w:line="240" w:lineRule="auto"/>
-      </w:pPr>
-      <w:r>
-        <w:rPr>
-          <w:rFonts w:ascii="Times New Roman" w:hAnsi="Times New Roman"/>
-          <w:sz w:val="22"/>
-        </w:rPr>
-        <w:t>1.Recitals: The Recitals are hereby incorporated as if fully set forth herein.</w:t>
-      </w:r>
-    </w:p>
-    <w:p/>
-    <w:p>
-      <w:pPr>
-        <w:spacing w:after="40" w:line="240" w:lineRule="auto"/>
-      </w:pPr>
-      <w:r>
-        <w:rPr>
-          <w:rFonts w:ascii="Times New Roman" w:hAnsi="Times New Roman"/>
-          <w:sz w:val="22"/>
-        </w:rPr>
-        <w:t>2.Consideration:Despite the Effective Date listed above, the Members hereby agree</w:t>
-      </w:r>
-    </w:p>
-    <w:p>
-      <w:pPr>
-        <w:spacing w:after="40" w:line="240" w:lineRule="auto"/>
-      </w:pPr>
-      <w:r>
-        <w:rPr>
-          <w:rFonts w:ascii="Times New Roman" w:hAnsi="Times New Roman"/>
-          <w:sz w:val="22"/>
-        </w:rPr>
-        <w:t>that the Company shall distribute out of the Company to theTransferringMembers as a return of</w:t>
-      </w:r>
-    </w:p>
-    <w:p>
-      <w:pPr>
-        <w:spacing w:after="40" w:line="240" w:lineRule="auto"/>
-      </w:pPr>
-      <w:r>
-        <w:rPr>
-          <w:rFonts w:ascii="Times New Roman" w:hAnsi="Times New Roman"/>
-          <w:sz w:val="22"/>
-        </w:rPr>
-        <w:t>theTransferringMembers'capital contribution and theTransferringMembersshall transfer their</w:t>
-      </w:r>
-    </w:p>
-    <w:p>
-      <w:pPr>
-        <w:spacing w:after="40" w:line="240" w:lineRule="auto"/>
-      </w:pPr>
-      <w:r>
-        <w:rPr>
-          <w:rFonts w:ascii="Times New Roman" w:hAnsi="Times New Roman"/>
-          <w:sz w:val="22"/>
-        </w:rPr>
-        <w:t>interest in the Company to theTrust upon the execution of thisAgreement.</w:t>
-      </w:r>
-    </w:p>
-    <w:p/>
-    <w:p>
-      <w:pPr>
-        <w:spacing w:after="40" w:line="240" w:lineRule="auto"/>
-      </w:pPr>
-      <w:r>
-        <w:rPr>
-          <w:rFonts w:ascii="Times New Roman" w:hAnsi="Times New Roman"/>
-          <w:sz w:val="22"/>
-        </w:rPr>
-        <w:t>3.Indemnification.Upon signing the transfer of the membership interest to the Trust,</w:t>
-      </w:r>
-    </w:p>
-    <w:p>
-      <w:pPr>
-        <w:spacing w:after="40" w:line="240" w:lineRule="auto"/>
-      </w:pPr>
-      <w:r>
-        <w:rPr>
-          <w:rFonts w:ascii="Times New Roman" w:hAnsi="Times New Roman"/>
-          <w:sz w:val="22"/>
-        </w:rPr>
-        <w:t>ownership oftheCompany shallbethefull responsibility of theTrust.TheTrust and the Company</w:t>
-      </w:r>
-    </w:p>
-    <w:p>
-      <w:pPr>
-        <w:spacing w:after="40" w:line="240" w:lineRule="auto"/>
-      </w:pPr>
-      <w:r>
-        <w:rPr>
-          <w:rFonts w:ascii="Times New Roman" w:hAnsi="Times New Roman"/>
-          <w:sz w:val="22"/>
-        </w:rPr>
-        <w:t>hereby agree to indemnify the Trust from any and all claims or causes of action against the</w:t>
-      </w:r>
-    </w:p>
-    <w:p>
-      <w:r>
-        <w:br w:type="page"/>
-      </w:r>
-    </w:p>
-    <w:p>
-      <w:pPr>
-        <w:spacing w:after="40" w:line="240" w:lineRule="auto"/>
-      </w:pPr>
-      <w:r>
-        <w:rPr>
-          <w:rFonts w:ascii="Times New Roman" w:hAnsi="Times New Roman"/>
-          <w:sz w:val="22"/>
-        </w:rPr>
-        <w:t>Company, including any and all damages and attorneys'fees that may result from such claims or</w:t>
-      </w:r>
-    </w:p>
-    <w:p>
-      <w:pPr>
-        <w:spacing w:after="40" w:line="240" w:lineRule="auto"/>
-      </w:pPr>
-      <w:r>
-        <w:rPr>
-          <w:rFonts w:ascii="Times New Roman" w:hAnsi="Times New Roman"/>
-          <w:sz w:val="22"/>
-        </w:rPr>
-        <w:t>causesofaction.</w:t>
-      </w:r>
-    </w:p>
-    <w:p/>
-    <w:p>
-      <w:pPr>
-        <w:spacing w:after="40" w:line="240" w:lineRule="auto"/>
-      </w:pPr>
-      <w:r>
-        <w:rPr>
-          <w:rFonts w:ascii="Times New Roman" w:hAnsi="Times New Roman"/>
-          <w:sz w:val="22"/>
-        </w:rPr>
-        <w:t>4.</w:t>
-      </w:r>
-    </w:p>
-    <w:p>
-      <w:pPr>
-        <w:spacing w:after="40" w:line="240" w:lineRule="auto"/>
-      </w:pPr>
-      <w:r>
-        <w:rPr>
-          <w:rFonts w:ascii="Times New Roman" w:hAnsi="Times New Roman"/>
-          <w:sz w:val="22"/>
-        </w:rPr>
-        <w:t>ConveyancebyTransferringMembers.TransferringMembersherebyassign,</w:t>
-      </w:r>
-    </w:p>
-    <w:p>
-      <w:pPr>
-        <w:spacing w:after="40" w:line="240" w:lineRule="auto"/>
-      </w:pPr>
-      <w:r>
-        <w:rPr>
-          <w:rFonts w:ascii="Times New Roman" w:hAnsi="Times New Roman"/>
-          <w:sz w:val="22"/>
-        </w:rPr>
-        <w:t>conveys, transfers, and delivers to Trust, its successors and assigns, allof their Membership</w:t>
-      </w:r>
-    </w:p>
-    <w:p>
-      <w:pPr>
-        <w:spacing w:after="40" w:line="240" w:lineRule="auto"/>
-      </w:pPr>
-      <w:r>
-        <w:rPr>
-          <w:rFonts w:ascii="Times New Roman" w:hAnsi="Times New Roman"/>
-          <w:sz w:val="22"/>
-        </w:rPr>
-        <w:t>Interest,being a combined 100%of the total Membership Interest in the Company. This</w:t>
-      </w:r>
-    </w:p>
-    <w:p>
-      <w:pPr>
-        <w:spacing w:after="40" w:line="240" w:lineRule="auto"/>
-      </w:pPr>
-      <w:r>
-        <w:rPr>
-          <w:rFonts w:ascii="Times New Roman" w:hAnsi="Times New Roman"/>
-          <w:sz w:val="22"/>
-        </w:rPr>
-        <w:t>assignmentisabsolute andirrevocable and includes all rightsin andclaimsto anyundistributed</w:t>
-      </w:r>
-    </w:p>
-    <w:p>
-      <w:pPr>
-        <w:spacing w:after="40" w:line="240" w:lineRule="auto"/>
-      </w:pPr>
-      <w:r>
-        <w:rPr>
-          <w:rFonts w:ascii="Times New Roman" w:hAnsi="Times New Roman"/>
-          <w:sz w:val="22"/>
-        </w:rPr>
-        <w:t>cash or distributions of anykind and all other rights or benefits of any nature allocable to the</w:t>
-      </w:r>
-    </w:p>
-    <w:p>
-      <w:pPr>
-        <w:spacing w:after="40" w:line="240" w:lineRule="auto"/>
-      </w:pPr>
-      <w:r>
-        <w:rPr>
-          <w:rFonts w:ascii="Times New Roman" w:hAnsi="Times New Roman"/>
-          <w:sz w:val="22"/>
-        </w:rPr>
-        <w:t>MembershipInterestundertheAct.</w:t>
-      </w:r>
-    </w:p>
-    <w:p/>
-    <w:p>
-      <w:pPr>
-        <w:spacing w:after="40" w:line="240" w:lineRule="auto"/>
-      </w:pPr>
-      <w:r>
-        <w:rPr>
-          <w:rFonts w:ascii="Times New Roman" w:hAnsi="Times New Roman"/>
-          <w:sz w:val="22"/>
-        </w:rPr>
-        <w:t>5.</w:t>
-      </w:r>
-    </w:p>
-    <w:p>
-      <w:pPr>
-        <w:spacing w:after="40" w:line="240" w:lineRule="auto"/>
-      </w:pPr>
-      <w:r>
-        <w:rPr>
-          <w:rFonts w:ascii="Times New Roman" w:hAnsi="Times New Roman"/>
-          <w:sz w:val="22"/>
-        </w:rPr>
-        <w:t>Acceptance by Trust.Trust hereby accepts theforegoing assignment and transfer</w:t>
-      </w:r>
-    </w:p>
-    <w:p>
-      <w:pPr>
-        <w:spacing w:after="40" w:line="240" w:lineRule="auto"/>
-      </w:pPr>
-      <w:r>
-        <w:rPr>
-          <w:rFonts w:ascii="Times New Roman" w:hAnsi="Times New Roman"/>
-          <w:sz w:val="22"/>
-        </w:rPr>
-        <w:t>of the MembershipInterest in the Company from TransferringMembers.Trust hereby assumes</w:t>
-      </w:r>
-    </w:p>
-    <w:p>
-      <w:pPr>
-        <w:spacing w:after="40" w:line="240" w:lineRule="auto"/>
-      </w:pPr>
-      <w:r>
-        <w:rPr>
-          <w:rFonts w:ascii="Times New Roman" w:hAnsi="Times New Roman"/>
-          <w:sz w:val="22"/>
-        </w:rPr>
-        <w:t>and agrees tobebound by all of the terms,conditions,and provisions of theAct with respect to</w:t>
-      </w:r>
-    </w:p>
-    <w:p>
-      <w:pPr>
-        <w:spacing w:after="40" w:line="240" w:lineRule="auto"/>
-      </w:pPr>
-      <w:r>
-        <w:rPr>
-          <w:rFonts w:ascii="Times New Roman" w:hAnsi="Times New Roman"/>
-          <w:sz w:val="22"/>
-        </w:rPr>
-        <w:t>theMembership Interest in the Company transferred toTrust by TransferringMembers.</w:t>
-      </w:r>
-    </w:p>
-    <w:p/>
-    <w:p>
-      <w:pPr>
-        <w:spacing w:after="40" w:line="240" w:lineRule="auto"/>
-      </w:pPr>
-      <w:r>
-        <w:rPr>
-          <w:rFonts w:ascii="Times New Roman" w:hAnsi="Times New Roman"/>
-          <w:sz w:val="22"/>
-        </w:rPr>
-        <w:t>6.Representations andWarranties of Transferring Members.TransferringMembers</w:t>
-      </w:r>
-    </w:p>
-    <w:p>
-      <w:pPr>
-        <w:spacing w:after="40" w:line="240" w:lineRule="auto"/>
-      </w:pPr>
-      <w:r>
-        <w:rPr>
-          <w:rFonts w:ascii="Times New Roman" w:hAnsi="Times New Roman"/>
-          <w:sz w:val="22"/>
-        </w:rPr>
-        <w:t>hereby represent and warrant to Trust that the MembershipInterest transferredunder this</w:t>
-      </w:r>
-    </w:p>
-    <w:p>
-      <w:pPr>
-        <w:spacing w:after="40" w:line="240" w:lineRule="auto"/>
-      </w:pPr>
-      <w:r>
-        <w:rPr>
-          <w:rFonts w:ascii="Times New Roman" w:hAnsi="Times New Roman"/>
-          <w:sz w:val="22"/>
-        </w:rPr>
-        <w:t>Assignment toTrust is free and clear of all liens,claims,encumbrances and otherrestrictions of</w:t>
-      </w:r>
-    </w:p>
-    <w:p>
-      <w:pPr>
-        <w:spacing w:after="40" w:line="240" w:lineRule="auto"/>
-      </w:pPr>
-      <w:r>
-        <w:rPr>
-          <w:rFonts w:ascii="Times New Roman" w:hAnsi="Times New Roman"/>
-          <w:sz w:val="22"/>
-        </w:rPr>
-        <w:t>anykind; that Transferring Members hasfull right and legal authority to assign the Membership</w:t>
-      </w:r>
-    </w:p>
-    <w:p>
-      <w:pPr>
-        <w:spacing w:after="40" w:line="240" w:lineRule="auto"/>
-      </w:pPr>
-      <w:r>
-        <w:rPr>
-          <w:rFonts w:ascii="Times New Roman" w:hAnsi="Times New Roman"/>
-          <w:sz w:val="22"/>
-        </w:rPr>
-        <w:t>Interest to Trust; and that the Membership Interest constitutes Transferring Members' entire</w:t>
-      </w:r>
-    </w:p>
-    <w:p>
-      <w:pPr>
-        <w:spacing w:after="40" w:line="240" w:lineRule="auto"/>
-      </w:pPr>
-      <w:r>
-        <w:rPr>
-          <w:rFonts w:ascii="Times New Roman" w:hAnsi="Times New Roman"/>
-          <w:sz w:val="22"/>
-        </w:rPr>
-        <w:t>Membershipinterest in the Company and TransferringMembershave no other equityinterests or</w:t>
-      </w:r>
-    </w:p>
-    <w:p>
-      <w:pPr>
-        <w:spacing w:after="40" w:line="240" w:lineRule="auto"/>
-      </w:pPr>
-      <w:r>
-        <w:rPr>
-          <w:rFonts w:ascii="Times New Roman" w:hAnsi="Times New Roman"/>
-          <w:sz w:val="22"/>
-        </w:rPr>
-        <w:t>rights to acquire additional interests in the Company.TransferringMembers covenant to defend</w:t>
-      </w:r>
-    </w:p>
-    <w:p>
-      <w:pPr>
-        <w:spacing w:after="40" w:line="240" w:lineRule="auto"/>
-      </w:pPr>
-      <w:r>
-        <w:rPr>
-          <w:rFonts w:ascii="Times New Roman" w:hAnsi="Times New Roman"/>
-          <w:sz w:val="22"/>
-        </w:rPr>
-        <w:t>its title to the MembershipInterest from claims originating prior to the date hereof.Transferring</w:t>
-      </w:r>
-    </w:p>
-    <w:p/>
-    <w:p>
-      <w:pPr>
-        <w:spacing w:after="40" w:line="240" w:lineRule="auto"/>
-      </w:pPr>
-      <w:r>
-        <w:rPr>
-          <w:rFonts w:ascii="Times New Roman" w:hAnsi="Times New Roman"/>
-          <w:sz w:val="22"/>
-        </w:rPr>
-        <w:t>Members' entire Membership Interest in the Company to Trust under this Assignment,</w:t>
-      </w:r>
-    </w:p>
-    <w:p>
-      <w:pPr>
-        <w:spacing w:after="40" w:line="240" w:lineRule="auto"/>
-      </w:pPr>
-      <w:r>
-        <w:rPr>
-          <w:rFonts w:ascii="Times New Roman" w:hAnsi="Times New Roman"/>
-          <w:sz w:val="22"/>
-        </w:rPr>
-        <w:t>Transferring Members shall cease tobe a Member of, and have no further rights or interest as a</w:t>
-      </w:r>
-    </w:p>
-    <w:p>
-      <w:pPr>
-        <w:spacing w:after="40" w:line="240" w:lineRule="auto"/>
-      </w:pPr>
-      <w:r>
-        <w:rPr>
-          <w:rFonts w:ascii="Times New Roman" w:hAnsi="Times New Roman"/>
-          <w:sz w:val="22"/>
-        </w:rPr>
-        <w:t>Memberin,theCompany.</w:t>
-      </w:r>
-    </w:p>
-    <w:p/>
-    <w:p>
-      <w:pPr>
-        <w:spacing w:after="40" w:line="240" w:lineRule="auto"/>
-      </w:pPr>
-      <w:r>
-        <w:rPr>
-          <w:rFonts w:ascii="Times New Roman" w:hAnsi="Times New Roman"/>
-          <w:sz w:val="22"/>
-        </w:rPr>
-        <w:t>Consent to Transfer.The Trust hereby approves and consents to the foregoing</w:t>
-      </w:r>
-    </w:p>
-    <w:p>
-      <w:pPr>
-        <w:spacing w:after="40" w:line="240" w:lineRule="auto"/>
-      </w:pPr>
-      <w:r>
-        <w:rPr>
-          <w:rFonts w:ascii="Times New Roman" w:hAnsi="Times New Roman"/>
-          <w:sz w:val="22"/>
-        </w:rPr>
-        <w:t>transfer of TransferringMembers'MembershipInterestin the Companyand agreeto execution</w:t>
-      </w:r>
-    </w:p>
-    <w:p>
-      <w:pPr>
-        <w:spacing w:after="40" w:line="240" w:lineRule="auto"/>
-      </w:pPr>
-      <w:r>
-        <w:rPr>
-          <w:rFonts w:ascii="Times New Roman" w:hAnsi="Times New Roman"/>
-          <w:sz w:val="22"/>
-        </w:rPr>
-        <w:t>any additional documentsrequired toeffectuate thetransfers contemplatedherein.</w:t>
-      </w:r>
-    </w:p>
-    <w:p/>
-    <w:p>
-      <w:pPr>
-        <w:spacing w:after="40" w:line="240" w:lineRule="auto"/>
-      </w:pPr>
-      <w:r>
-        <w:rPr>
-          <w:rFonts w:ascii="Times New Roman" w:hAnsi="Times New Roman"/>
-          <w:sz w:val="22"/>
-        </w:rPr>
-        <w:t>8.Revised MembershipInterestPercentages.After giving effect to the transfer to</w:t>
-      </w:r>
-    </w:p>
-    <w:p>
-      <w:pPr>
-        <w:spacing w:after="40" w:line="240" w:lineRule="auto"/>
-      </w:pPr>
-      <w:r>
-        <w:rPr>
-          <w:rFonts w:ascii="Times New Roman" w:hAnsi="Times New Roman"/>
-          <w:sz w:val="22"/>
-        </w:rPr>
-        <w:t>Trust of Transferring Members'entire Membership Interest intheCompany,the Members ofthe</w:t>
-      </w:r>
-    </w:p>
-    <w:p>
-      <w:pPr>
-        <w:spacing w:after="40" w:line="240" w:lineRule="auto"/>
-      </w:pPr>
-      <w:r>
-        <w:rPr>
-          <w:rFonts w:ascii="Times New Roman" w:hAnsi="Times New Roman"/>
-          <w:sz w:val="22"/>
-        </w:rPr>
-        <w:t>Company and their respective Membership Interest percentages in the Company are as follows:</w:t>
-      </w:r>
-    </w:p>
-    <w:p/>
-    <w:p>
-      <w:pPr>
-        <w:spacing w:after="40" w:line="240" w:lineRule="auto"/>
-      </w:pPr>
-      <w:r>
-        <w:rPr>
-          <w:rFonts w:ascii="Times New Roman" w:hAnsi="Times New Roman"/>
-          <w:sz w:val="22"/>
-        </w:rPr>
-        <w:t>WesleyDaleBrowning</w:t>
-      </w:r>
-    </w:p>
-    <w:p>
-      <w:pPr>
-        <w:spacing w:after="40" w:line="240" w:lineRule="auto"/>
-      </w:pPr>
-      <w:r>
-        <w:rPr>
-          <w:rFonts w:ascii="Times New Roman" w:hAnsi="Times New Roman"/>
-          <w:sz w:val="22"/>
-        </w:rPr>
-        <w:t>0%</w:t>
-      </w:r>
-    </w:p>
-    <w:p>
-      <w:pPr>
-        <w:spacing w:after="40" w:line="240" w:lineRule="auto"/>
-      </w:pPr>
-      <w:r>
-        <w:rPr>
-          <w:rFonts w:ascii="Times New Roman" w:hAnsi="Times New Roman"/>
-          <w:sz w:val="22"/>
-        </w:rPr>
-        <w:t>JeanetteW.Hollinger</w:t>
-      </w:r>
-    </w:p>
-    <w:p>
-      <w:pPr>
-        <w:spacing w:after="40" w:line="240" w:lineRule="auto"/>
-      </w:pPr>
-      <w:r>
-        <w:rPr>
-          <w:rFonts w:ascii="Times New Roman" w:hAnsi="Times New Roman"/>
-          <w:sz w:val="22"/>
-        </w:rPr>
-        <w:t>0%</w:t>
-      </w:r>
-    </w:p>
-    <w:p>
-      <w:pPr>
-        <w:spacing w:after="40" w:line="240" w:lineRule="auto"/>
-      </w:pPr>
-      <w:r>
-        <w:rPr>
-          <w:rFonts w:ascii="Times New Roman" w:hAnsi="Times New Roman"/>
-          <w:sz w:val="22"/>
-        </w:rPr>
-        <w:t>BrowningFamilyRevocableTrust datedJune 21,2023</w:t>
-      </w:r>
-    </w:p>
-    <w:p>
-      <w:pPr>
-        <w:spacing w:after="40" w:line="240" w:lineRule="auto"/>
-      </w:pPr>
-      <w:r>
-        <w:rPr>
-          <w:rFonts w:ascii="Times New Roman" w:hAnsi="Times New Roman"/>
-          <w:sz w:val="22"/>
-        </w:rPr>
-        <w:t>100%</w:t>
-      </w:r>
-    </w:p>
-    <w:p/>
-    <w:p>
-      <w:pPr>
-        <w:spacing w:after="40" w:line="240" w:lineRule="auto"/>
-      </w:pPr>
-      <w:r>
-        <w:rPr>
-          <w:rFonts w:ascii="Times New Roman" w:hAnsi="Times New Roman"/>
-          <w:sz w:val="22"/>
-        </w:rPr>
-        <w:t>9.Continuation of Company.The parties hereby agree that the Company shall</w:t>
-      </w:r>
-    </w:p>
-    <w:p>
-      <w:pPr>
-        <w:spacing w:after="40" w:line="240" w:lineRule="auto"/>
-      </w:pPr>
-      <w:r>
-        <w:rPr>
-          <w:rFonts w:ascii="Times New Roman" w:hAnsi="Times New Roman"/>
-          <w:sz w:val="22"/>
-        </w:rPr>
-        <w:t>continue as a Company under theAct by and that the Company shall not bedissolved and that its</w:t>
-      </w:r>
-    </w:p>
-    <w:p>
-      <w:pPr>
-        <w:spacing w:after="40" w:line="240" w:lineRule="auto"/>
-      </w:pPr>
-      <w:r>
-        <w:rPr>
-          <w:rFonts w:ascii="Times New Roman" w:hAnsi="Times New Roman"/>
-          <w:sz w:val="22"/>
-        </w:rPr>
-        <w:t>business and operationsshall not beliquidated orwound upbecause of the transfer of Transferring</w:t>
-      </w:r>
-    </w:p>
-    <w:p>
-      <w:pPr>
-        <w:spacing w:after="40" w:line="240" w:lineRule="auto"/>
-      </w:pPr>
-      <w:r>
-        <w:rPr>
-          <w:rFonts w:ascii="Times New Roman" w:hAnsi="Times New Roman"/>
-          <w:sz w:val="22"/>
-        </w:rPr>
-        <w:t>Members'MembershipInterestintheCompanytoTrust.</w:t>
-      </w:r>
-    </w:p>
-    <w:p>
-      <w:r>
-        <w:br w:type="page"/>
-      </w:r>
-    </w:p>
-    <w:p>
-      <w:pPr>
-        <w:spacing w:after="40" w:line="240" w:lineRule="auto"/>
-      </w:pPr>
-      <w:r>
-        <w:rPr>
-          <w:rFonts w:ascii="Times New Roman" w:hAnsi="Times New Roman"/>
-          <w:sz w:val="22"/>
-        </w:rPr>
-        <w:t>10.Severability and Survival.Each provision of this Assignment is intended to be</w:t>
-      </w:r>
-    </w:p>
-    <w:p>
-      <w:pPr>
-        <w:spacing w:after="40" w:line="240" w:lineRule="auto"/>
-      </w:pPr>
-      <w:r>
-        <w:rPr>
-          <w:rFonts w:ascii="Times New Roman" w:hAnsi="Times New Roman"/>
-          <w:sz w:val="22"/>
-        </w:rPr>
-        <w:t>severable.If any term or provision hereof is illegal or invalid for anyreason whatsoever,such</w:t>
-      </w:r>
-    </w:p>
-    <w:p>
-      <w:pPr>
-        <w:spacing w:after="40" w:line="240" w:lineRule="auto"/>
-      </w:pPr>
-      <w:r>
-        <w:rPr>
-          <w:rFonts w:ascii="Times New Roman" w:hAnsi="Times New Roman"/>
-          <w:sz w:val="22"/>
-        </w:rPr>
-        <w:t>illegalityorinvalidityshall,tothegreatestextentpossible,notaffectthelegalityorvalidityofthe</w:t>
-      </w:r>
-    </w:p>
-    <w:p>
-      <w:pPr>
-        <w:spacing w:after="40" w:line="240" w:lineRule="auto"/>
-      </w:pPr>
-      <w:r>
-        <w:rPr>
-          <w:rFonts w:ascii="Times New Roman" w:hAnsi="Times New Roman"/>
-          <w:sz w:val="22"/>
-        </w:rPr>
-        <w:t>remainder of thisAssignment.All of the terms,representations,warranties,and other provisions</w:t>
-      </w:r>
-    </w:p>
-    <w:p>
-      <w:pPr>
-        <w:spacing w:after="40" w:line="240" w:lineRule="auto"/>
-      </w:pPr>
-      <w:r>
-        <w:rPr>
-          <w:rFonts w:ascii="Times New Roman" w:hAnsi="Times New Roman"/>
-          <w:sz w:val="22"/>
-        </w:rPr>
-        <w:t>ofthisAssignment shall survive andremainineffect after the date hereof.</w:t>
-      </w:r>
-    </w:p>
-    <w:p/>
-    <w:p>
-      <w:pPr>
-        <w:spacing w:after="40" w:line="240" w:lineRule="auto"/>
-      </w:pPr>
-      <w:r>
-        <w:rPr>
-          <w:rFonts w:ascii="Times New Roman" w:hAnsi="Times New Roman"/>
-          <w:sz w:val="22"/>
-        </w:rPr>
-        <w:t>11.</w:t>
-      </w:r>
-    </w:p>
-    <w:p>
-      <w:pPr>
-        <w:spacing w:after="40" w:line="240" w:lineRule="auto"/>
-      </w:pPr>
-      <w:r>
-        <w:rPr>
-          <w:rFonts w:ascii="Times New Roman" w:hAnsi="Times New Roman"/>
-          <w:sz w:val="22"/>
-        </w:rPr>
-        <w:t>Successors andAssigns.ThisAssignment shall bind andinuretothebenefit ofthe</w:t>
-      </w:r>
-    </w:p>
-    <w:p>
-      <w:pPr>
-        <w:spacing w:after="40" w:line="240" w:lineRule="auto"/>
-      </w:pPr>
-      <w:r>
-        <w:rPr>
-          <w:rFonts w:ascii="Times New Roman" w:hAnsi="Times New Roman"/>
-          <w:sz w:val="22"/>
-        </w:rPr>
-        <w:t>transferees,uccesrs,ssign,eir,niciaris,xecutors,administratos,artersMmb,</w:t>
-      </w:r>
-    </w:p>
-    <w:p>
-      <w:pPr>
-        <w:spacing w:after="40" w:line="240" w:lineRule="auto"/>
-      </w:pPr>
-      <w:r>
-        <w:rPr>
-          <w:rFonts w:ascii="Times New Roman" w:hAnsi="Times New Roman"/>
-          <w:sz w:val="22"/>
-        </w:rPr>
-        <w:t>agents,employees,and representatives ofeach partyhereto.</w:t>
-      </w:r>
-    </w:p>
-    <w:p/>
-    <w:p>
-      <w:pPr>
-        <w:spacing w:after="40" w:line="240" w:lineRule="auto"/>
-      </w:pPr>
-      <w:r>
-        <w:rPr>
-          <w:rFonts w:ascii="Times New Roman" w:hAnsi="Times New Roman"/>
-          <w:sz w:val="22"/>
-        </w:rPr>
-        <w:t>12.</w:t>
-      </w:r>
-    </w:p>
-    <w:p>
-      <w:pPr>
-        <w:spacing w:after="40" w:line="240" w:lineRule="auto"/>
-      </w:pPr>
-      <w:r>
-        <w:rPr>
-          <w:rFonts w:ascii="Times New Roman" w:hAnsi="Times New Roman"/>
-          <w:sz w:val="22"/>
-        </w:rPr>
-        <w:t>Controlling Law.ThisAssignmenthas been entered intoin theState of North</w:t>
-      </w:r>
-    </w:p>
-    <w:p>
-      <w:pPr>
-        <w:spacing w:after="40" w:line="240" w:lineRule="auto"/>
-      </w:pPr>
-      <w:r>
-        <w:rPr>
-          <w:rFonts w:ascii="Times New Roman" w:hAnsi="Times New Roman"/>
-          <w:sz w:val="22"/>
-        </w:rPr>
-        <w:t>Carolina,and this Assignment,including any rights,remedies,or obligations provided for</w:t>
-      </w:r>
-    </w:p>
-    <w:p>
-      <w:pPr>
-        <w:spacing w:after="40" w:line="240" w:lineRule="auto"/>
-      </w:pPr>
-      <w:r>
-        <w:rPr>
-          <w:rFonts w:ascii="Times New Roman" w:hAnsi="Times New Roman"/>
-          <w:sz w:val="22"/>
-        </w:rPr>
-        <w:t>hereunder, shall be construed and enforced in accordance with the laws of the State of North</w:t>
-      </w:r>
-    </w:p>
-    <w:p>
-      <w:pPr>
-        <w:spacing w:after="40" w:line="240" w:lineRule="auto"/>
-      </w:pPr>
-      <w:r>
-        <w:rPr>
-          <w:rFonts w:ascii="Times New Roman" w:hAnsi="Times New Roman"/>
-          <w:sz w:val="22"/>
-        </w:rPr>
-        <w:t>Carolina.</w:t>
-      </w:r>
-    </w:p>
-    <w:p/>
-    <w:p>
-      <w:pPr>
-        <w:spacing w:after="40" w:line="240" w:lineRule="auto"/>
-      </w:pPr>
-      <w:r>
-        <w:rPr>
-          <w:rFonts w:ascii="Times New Roman" w:hAnsi="Times New Roman"/>
-          <w:sz w:val="22"/>
-        </w:rPr>
-        <w:t>SignaturePagestoFollow</w:t>
-      </w:r>
-    </w:p>
-    <w:p>
-      <w:pPr>
-        <w:spacing w:after="40"/>
-      </w:pPr>
-      <w:r>
-        <w:rPr>
-          <w:rFonts w:ascii="Times New Roman" w:hAnsi="Times New Roman"/>
-          <w:sz w:val="22"/>
-        </w:rPr>
-        <w:t>__________________________________________</w:t>
-      </w:r>
-    </w:p>
-    <w:p>
-      <w:r>
-        <w:br w:type="page"/>
-      </w:r>
-    </w:p>
-    <w:p>
-      <w:pPr>
-        <w:spacing w:after="40" w:line="240" w:lineRule="auto"/>
-      </w:pPr>
-      <w:r>
-        <w:rPr>
-          <w:rFonts w:ascii="Times New Roman" w:hAnsi="Times New Roman"/>
-          <w:sz w:val="22"/>
-        </w:rPr>
-        <w:t>IN WITNESS WHEREOF,theundersigned partyhas duly executed thisAssignment,</w:t>
-      </w:r>
-    </w:p>
-    <w:p>
-      <w:pPr>
-        <w:spacing w:after="40"/>
-      </w:pPr>
-      <w:r>
-        <w:rPr>
-          <w:rFonts w:ascii="Times New Roman" w:hAnsi="Times New Roman"/>
-          <w:sz w:val="22"/>
-        </w:rPr>
-        <w:t>__________________________________________</w:t>
-      </w:r>
-    </w:p>
-    <w:p>
-      <w:pPr>
-        <w:spacing w:after="40" w:line="240" w:lineRule="auto"/>
-      </w:pPr>
-      <w:r>
-        <w:rPr>
-          <w:rFonts w:ascii="Times New Roman" w:hAnsi="Times New Roman"/>
-          <w:sz w:val="22"/>
-        </w:rPr>
-        <w:t>effective as of theday and yearfirstwritten above.</w:t>
-      </w:r>
-    </w:p>
-    <w:p/>
-    <w:p>
-      <w:pPr>
-        <w:spacing w:after="40" w:line="240" w:lineRule="auto"/>
-      </w:pPr>
-      <w:r>
-        <w:rPr>
-          <w:rFonts w:ascii="Times New Roman" w:hAnsi="Times New Roman"/>
-          <w:sz w:val="22"/>
-        </w:rPr>
-        <w:t>TransferringMembers</w:t>
-      </w:r>
-    </w:p>
-    <w:p/>
-    <w:p>
-      <w:pPr>
-        <w:spacing w:after="40" w:line="240" w:lineRule="auto"/>
-      </w:pPr>
-      <w:r>
-        <w:rPr>
-          <w:rFonts w:ascii="Times New Roman" w:hAnsi="Times New Roman"/>
-          <w:sz w:val="22"/>
-        </w:rPr>
-        <w:t>WesleyDaleBrowning</w:t>
-      </w:r>
-    </w:p>
-    <w:p/>
-    <w:p>
-      <w:pPr>
-        <w:spacing w:after="40" w:line="240" w:lineRule="auto"/>
-      </w:pPr>
-      <w:r>
-        <w:rPr>
-          <w:rFonts w:ascii="Times New Roman" w:hAnsi="Times New Roman"/>
-          <w:sz w:val="22"/>
-        </w:rPr>
-        <w:t>JeanetteW.Hollinger</w:t>
-      </w:r>
-    </w:p>
-    <w:p/>
-    <w:p>
-      <w:pPr>
-        <w:spacing w:after="40" w:line="240" w:lineRule="auto"/>
-        <w:jc w:val="center"/>
-      </w:pPr>
-      <w:r>
-        <w:rPr>
-          <w:rFonts w:ascii="Times New Roman" w:hAnsi="Times New Roman"/>
-          <w:b/>
-          <w:sz w:val="22"/>
-        </w:rPr>
-        <w:t>STATEOFNORTHCAROLINA</w:t>
-      </w:r>
-    </w:p>
-    <w:p/>
-    <w:p>
-      <w:pPr>
-        <w:spacing w:after="40" w:line="240" w:lineRule="auto"/>
-        <w:jc w:val="center"/>
-      </w:pPr>
-      <w:r>
-        <w:rPr>
-          <w:rFonts w:ascii="Times New Roman" w:hAnsi="Times New Roman"/>
-          <w:b/>
-          <w:sz w:val="22"/>
-        </w:rPr>
-        <w:t>COUNTYOFWAKE</w:t>
-      </w:r>
-    </w:p>
-    <w:p/>
-    <w:p>
-      <w:pPr>
-        <w:spacing w:after="40" w:line="240" w:lineRule="auto"/>
-      </w:pPr>
-      <w:r>
-        <w:rPr>
-          <w:rFonts w:ascii="Times New Roman" w:hAnsi="Times New Roman"/>
-          <w:sz w:val="22"/>
-        </w:rPr>
-        <w:t>I,Alexis C.Hurd,aNotaryPublicforWake County,North Carolina,dohereby certify</w:t>
-      </w:r>
-    </w:p>
-    <w:p>
-      <w:pPr>
-        <w:spacing w:after="40" w:line="240" w:lineRule="auto"/>
-      </w:pPr>
-      <w:r>
-        <w:rPr>
-          <w:rFonts w:ascii="Times New Roman" w:hAnsi="Times New Roman"/>
-          <w:sz w:val="22"/>
-        </w:rPr>
-        <w:t>thatWesleyDaleBrowning andJeanetteW.Hollinger personally appeared before me this day</w:t>
-      </w:r>
-    </w:p>
-    <w:p>
-      <w:pPr>
-        <w:spacing w:after="40" w:line="240" w:lineRule="auto"/>
-      </w:pPr>
-      <w:r>
-        <w:rPr>
-          <w:rFonts w:ascii="Times New Roman" w:hAnsi="Times New Roman"/>
-          <w:sz w:val="22"/>
-        </w:rPr>
-        <w:t>and acknowledged thedue executionof theforegoinginstrument.</w:t>
-      </w:r>
-    </w:p>
-    <w:p>
-      <w:pPr>
-        <w:spacing w:after="40"/>
-      </w:pPr>
-      <w:r>
-        <w:rPr>
-          <w:rFonts w:ascii="Times New Roman" w:hAnsi="Times New Roman"/>
-          <w:sz w:val="22"/>
-        </w:rPr>
-        <w:t>__________________________________________</w:t>
-      </w:r>
-    </w:p>
-    <w:p/>
-    <w:p>
-      <w:pPr>
-        <w:spacing w:after="40" w:line="240" w:lineRule="auto"/>
-      </w:pPr>
-      <w:r>
-        <w:rPr>
-          <w:rFonts w:ascii="Times New Roman" w:hAnsi="Times New Roman"/>
-          <w:sz w:val="22"/>
-        </w:rPr>
-        <w:t>Witness my hand and official seal,this the Iday of July, 2023.</w:t>
-      </w:r>
-    </w:p>
-    <w:p>
-      <w:pPr>
-        <w:spacing w:after="40"/>
-      </w:pPr>
-      <w:r>
-        <w:rPr>
-          <w:rFonts w:ascii="Times New Roman" w:hAnsi="Times New Roman"/>
-          <w:sz w:val="22"/>
-        </w:rPr>
-        <w:t>__________________________________________</w:t>
-      </w:r>
-    </w:p>
-    <w:p/>
-    <w:p>
-      <w:pPr>
-        <w:spacing w:after="40" w:line="240" w:lineRule="auto"/>
-        <w:jc w:val="center"/>
-      </w:pPr>
-      <w:r>
-        <w:rPr>
-          <w:rFonts w:ascii="Times New Roman" w:hAnsi="Times New Roman"/>
-          <w:b/>
-          <w:sz w:val="22"/>
-        </w:rPr>
-        <w:t>C.</w:t>
-      </w:r>
-    </w:p>
-    <w:p>
-      <w:pPr>
-        <w:spacing w:after="40" w:line="240" w:lineRule="auto"/>
-      </w:pPr>
-      <w:r>
-        <w:rPr>
-          <w:rFonts w:ascii="Times New Roman" w:hAnsi="Times New Roman"/>
-          <w:sz w:val="22"/>
-        </w:rPr>
-        <w:t>AlexiSCHiurd NotaryPublic</w:t>
-      </w:r>
-    </w:p>
-    <w:p>
-      <w:pPr>
-        <w:spacing w:after="40" w:line="240" w:lineRule="auto"/>
-      </w:pPr>
-      <w:r>
-        <w:rPr>
-          <w:rFonts w:ascii="Times New Roman" w:hAnsi="Times New Roman"/>
-          <w:sz w:val="22"/>
-        </w:rPr>
-        <w:t>My CommissionExpires:11/1q / 2o23</w:t>
-      </w:r>
-    </w:p>
-    <w:p>
-      <w:pPr>
-        <w:spacing w:after="40" w:line="240" w:lineRule="auto"/>
-        <w:jc w:val="center"/>
-      </w:pPr>
-      <w:r>
-        <w:rPr>
-          <w:rFonts w:ascii="Times New Roman" w:hAnsi="Times New Roman"/>
-          <w:b/>
-          <w:sz w:val="22"/>
-        </w:rPr>
-        <w:t>NOTARY</w:t>
-      </w:r>
-    </w:p>
-    <w:p>
-      <w:pPr>
-        <w:spacing w:after="40" w:line="240" w:lineRule="auto"/>
-        <w:jc w:val="center"/>
-      </w:pPr>
-      <w:r>
-        <w:rPr>
-          <w:rFonts w:ascii="Times New Roman" w:hAnsi="Times New Roman"/>
-          <w:b/>
-          <w:sz w:val="22"/>
-        </w:rPr>
-        <w:t>PUBLIC</w:t>
-      </w:r>
-    </w:p>
-    <w:p>
-      <w:pPr>
-        <w:spacing w:after="40" w:line="240" w:lineRule="auto"/>
-      </w:pPr>
-      <w:r>
-        <w:rPr>
-          <w:rFonts w:ascii="Times New Roman" w:hAnsi="Times New Roman"/>
-          <w:sz w:val="22"/>
-        </w:rPr>
-        <w:t>mber</w:t>
-      </w:r>
-    </w:p>
-    <w:p>
-      <w:pPr>
-        <w:spacing w:after="40" w:line="240" w:lineRule="auto"/>
-        <w:jc w:val="center"/>
-      </w:pPr>
-      <w:r>
-        <w:rPr>
-          <w:rFonts w:ascii="Times New Roman" w:hAnsi="Times New Roman"/>
-          <w:b/>
-          <w:sz w:val="22"/>
-        </w:rPr>
-        <w:t>COUN</w:t>
-      </w:r>
-    </w:p>
-    <w:p>
-      <w:r>
-        <w:br w:type="page"/>
-      </w:r>
-    </w:p>
-    <w:p>
-      <w:pPr>
-        <w:spacing w:after="40" w:line="240" w:lineRule="auto"/>
-      </w:pPr>
-      <w:r>
-        <w:rPr>
-          <w:rFonts w:ascii="Times New Roman" w:hAnsi="Times New Roman"/>
-          <w:sz w:val="22"/>
-        </w:rPr>
-        <w:t>IN WITNESS WHEREOF, the undersigned party has duly executed this Assignment,</w:t>
-      </w:r>
-    </w:p>
-    <w:p>
-      <w:pPr>
-        <w:spacing w:after="40"/>
-      </w:pPr>
-      <w:r>
-        <w:rPr>
-          <w:rFonts w:ascii="Times New Roman" w:hAnsi="Times New Roman"/>
-          <w:sz w:val="22"/>
-        </w:rPr>
-        <w:t>__________________________________________</w:t>
-      </w:r>
-    </w:p>
-    <w:p>
-      <w:pPr>
-        <w:spacing w:after="40" w:line="240" w:lineRule="auto"/>
-      </w:pPr>
-      <w:r>
-        <w:rPr>
-          <w:rFonts w:ascii="Times New Roman" w:hAnsi="Times New Roman"/>
-          <w:sz w:val="22"/>
-        </w:rPr>
-        <w:t>effective as of the day and year first written above.</w:t>
-      </w:r>
-    </w:p>
-    <w:p/>
-    <w:p>
-      <w:pPr>
-        <w:spacing w:after="40" w:line="240" w:lineRule="auto"/>
-      </w:pPr>
-      <w:r>
-        <w:rPr>
-          <w:rFonts w:ascii="Times New Roman" w:hAnsi="Times New Roman"/>
-          <w:sz w:val="22"/>
-        </w:rPr>
-        <w:t>BrowningFamilyRevocableTrust</w:t>
-      </w:r>
-    </w:p>
-    <w:p>
-      <w:pPr>
-        <w:spacing w:after="40" w:line="240" w:lineRule="auto"/>
-      </w:pPr>
-      <w:r>
-        <w:rPr>
-          <w:rFonts w:ascii="Times New Roman" w:hAnsi="Times New Roman"/>
-          <w:sz w:val="22"/>
-        </w:rPr>
-        <w:t>Datedthe21stdayofJune,2023</w:t>
-      </w:r>
-    </w:p>
-    <w:p>
-      <w:pPr>
-        <w:spacing w:after="40" w:line="240" w:lineRule="auto"/>
-      </w:pPr>
-      <w:r>
-        <w:rPr>
-          <w:rFonts w:ascii="Times New Roman" w:hAnsi="Times New Roman"/>
-          <w:sz w:val="22"/>
-        </w:rPr>
-        <w:t>13</w:t>
-      </w:r>
-    </w:p>
-    <w:p>
-      <w:pPr>
-        <w:spacing w:after="40" w:line="240" w:lineRule="auto"/>
-      </w:pPr>
-      <w:r>
-        <w:rPr>
-          <w:rFonts w:ascii="Times New Roman" w:hAnsi="Times New Roman"/>
-          <w:sz w:val="22"/>
-        </w:rPr>
-        <w:t>WesleyDaleBrowning,Trustee</w:t>
-      </w:r>
-    </w:p>
-    <w:p/>
-    <w:p>
-      <w:pPr>
-        <w:spacing w:after="40" w:line="240" w:lineRule="auto"/>
-      </w:pPr>
-      <w:r>
-        <w:rPr>
-          <w:rFonts w:ascii="Times New Roman" w:hAnsi="Times New Roman"/>
-          <w:sz w:val="22"/>
-        </w:rPr>
-        <w:t>JeanetteW.Hollinger,Trustee</w:t>
-      </w:r>
-    </w:p>
-    <w:p>
-      <w:pPr>
-        <w:spacing w:after="40" w:line="240" w:lineRule="auto"/>
-        <w:jc w:val="center"/>
-      </w:pPr>
-      <w:r>
-        <w:rPr>
-          <w:rFonts w:ascii="Times New Roman" w:hAnsi="Times New Roman"/>
-          <w:b/>
-          <w:sz w:val="22"/>
-        </w:rPr>
-        <w:t>STATEOFNORTHCAROLINA</w:t>
-      </w:r>
-    </w:p>
-    <w:p/>
-    <w:p>
-      <w:pPr>
-        <w:spacing w:after="40" w:line="240" w:lineRule="auto"/>
-        <w:jc w:val="center"/>
-      </w:pPr>
-      <w:r>
-        <w:rPr>
-          <w:rFonts w:ascii="Times New Roman" w:hAnsi="Times New Roman"/>
-          <w:b/>
-          <w:sz w:val="22"/>
-        </w:rPr>
-        <w:t>COUNTYOFWAKE</w:t>
-      </w:r>
-    </w:p>
-    <w:p/>
-    <w:p>
-      <w:pPr>
-        <w:spacing w:after="40" w:line="240" w:lineRule="auto"/>
-      </w:pPr>
-      <w:r>
-        <w:rPr>
-          <w:rFonts w:ascii="Times New Roman" w:hAnsi="Times New Roman"/>
-          <w:sz w:val="22"/>
-        </w:rPr>
-        <w:t>I,AlexisC.Hurd,aNotaryPublic forWake County,North Carolina,do hereby certify</w:t>
-      </w:r>
-    </w:p>
-    <w:p>
-      <w:pPr>
-        <w:spacing w:after="40" w:line="240" w:lineRule="auto"/>
-      </w:pPr>
-      <w:r>
-        <w:rPr>
-          <w:rFonts w:ascii="Times New Roman" w:hAnsi="Times New Roman"/>
-          <w:sz w:val="22"/>
-        </w:rPr>
-        <w:t>that Wesley Dale Browning andJeanette W.Hollinger,in their capacity as Trustees of the</w:t>
-      </w:r>
-    </w:p>
-    <w:p>
-      <w:pPr>
-        <w:spacing w:after="40" w:line="240" w:lineRule="auto"/>
-      </w:pPr>
-      <w:r>
-        <w:rPr>
-          <w:rFonts w:ascii="Times New Roman" w:hAnsi="Times New Roman"/>
-          <w:sz w:val="22"/>
-        </w:rPr>
-        <w:t>BrowningFamilyRevocableTrust,personally appeared beforeme this day and acknowledged</w:t>
-      </w:r>
-    </w:p>
-    <w:p>
-      <w:pPr>
-        <w:spacing w:after="40"/>
-      </w:pPr>
-      <w:r>
-        <w:rPr>
-          <w:rFonts w:ascii="Times New Roman" w:hAnsi="Times New Roman"/>
-          <w:sz w:val="22"/>
-        </w:rPr>
-        <w:t>__________________________________________</w:t>
-      </w:r>
-    </w:p>
-    <w:p>
-      <w:pPr>
-        <w:spacing w:after="40" w:line="240" w:lineRule="auto"/>
-      </w:pPr>
-      <w:r>
-        <w:rPr>
-          <w:rFonts w:ascii="Times New Roman" w:hAnsi="Times New Roman"/>
-          <w:sz w:val="22"/>
-        </w:rPr>
-        <w:t>thedueexecution of theforegoinginstrument.</w:t>
-      </w:r>
-    </w:p>
-    <w:p/>
-    <w:p>
-      <w:pPr>
-        <w:spacing w:after="40" w:line="240" w:lineRule="auto"/>
-      </w:pPr>
-      <w:r>
-        <w:rPr>
-          <w:rFonts w:ascii="Times New Roman" w:hAnsi="Times New Roman"/>
-          <w:sz w:val="22"/>
-        </w:rPr>
-        <w:t>Witness myhand and official seal, this the↓day of July,2023.</w:t>
-      </w:r>
-    </w:p>
-    <w:p>
-      <w:pPr>
-        <w:spacing w:after="40"/>
-      </w:pPr>
-      <w:r>
-        <w:rPr>
-          <w:rFonts w:ascii="Times New Roman" w:hAnsi="Times New Roman"/>
-          <w:sz w:val="22"/>
-        </w:rPr>
-        <w:t>__________________________________________</w:t>
-      </w:r>
-    </w:p>
-    <w:p/>
-    <w:p>
-      <w:pPr>
-        <w:spacing w:after="40" w:line="240" w:lineRule="auto"/>
-      </w:pPr>
-      <w:r>
-        <w:rPr>
-          <w:rFonts w:ascii="Times New Roman" w:hAnsi="Times New Roman"/>
-          <w:sz w:val="22"/>
-        </w:rPr>
-        <w:t>AlexiS C. HfuurcdNotary Public</w:t>
-      </w:r>
-    </w:p>
-    <w:p>
-      <w:pPr>
-        <w:spacing w:after="40"/>
-      </w:pPr>
-      <w:r>
-        <w:rPr>
-          <w:rFonts w:ascii="Times New Roman" w:hAnsi="Times New Roman"/>
-          <w:sz w:val="22"/>
-        </w:rPr>
-        <w:t>__________________________________________</w:t>
-      </w:r>
-    </w:p>
-    <w:p>
-      <w:pPr>
-        <w:spacing w:after="40" w:line="240" w:lineRule="auto"/>
-      </w:pPr>
-      <w:r>
-        <w:rPr>
-          <w:rFonts w:ascii="Times New Roman" w:hAnsi="Times New Roman"/>
-          <w:sz w:val="22"/>
-        </w:rPr>
-        <w:t>My Commission Expires:11/1a/2023</w:t>
-      </w:r>
-    </w:p>
-    <w:p>
-      <w:pPr>
-        <w:spacing w:after="40"/>
-      </w:pPr>
-      <w:r>
-        <w:rPr>
-          <w:rFonts w:ascii="Times New Roman" w:hAnsi="Times New Roman"/>
-          <w:sz w:val="22"/>
-        </w:rPr>
-        <w:t>__________________________________________</w:t>
-      </w:r>
-    </w:p>
-    <w:p>
-      <w:pPr>
-        <w:spacing w:after="40" w:line="240" w:lineRule="auto"/>
-        <w:jc w:val="center"/>
-      </w:pPr>
-      <w:r>
-        <w:rPr>
-          <w:rFonts w:ascii="Times New Roman" w:hAnsi="Times New Roman"/>
-          <w:b/>
-          <w:sz w:val="22"/>
-        </w:rPr>
-        <w:t>PUBLIC</w:t>
-      </w:r>
-    </w:p>
-    <w:p>
-      <w:pPr>
-        <w:spacing w:after="40" w:line="240" w:lineRule="auto"/>
-      </w:pPr>
-      <w:r>
-        <w:rPr>
-          <w:rFonts w:ascii="Times New Roman" w:hAnsi="Times New Roman"/>
-          <w:sz w:val="22"/>
-        </w:rPr>
-        <w:t>omber</w:t>
-      </w:r>
-    </w:p>
-    <w:p>
-      <w:pPr>
-        <w:spacing w:after="40" w:line="240" w:lineRule="auto"/>
-        <w:jc w:val="center"/>
-      </w:pPr>
-      <w:r>
-        <w:rPr>
-          <w:rFonts w:ascii="Times New Roman" w:hAnsi="Times New Roman"/>
-          <w:b/>
-          <w:sz w:val="22"/>
-        </w:rPr>
-        <w:t>COUN</w:t>
+        <w:drawing>
+          <wp:inline xmlns:a="http://schemas.openxmlformats.org/drawingml/2006/main" xmlns:pic="http://schemas.openxmlformats.org/drawingml/2006/picture">
+            <wp:extent cx="7315200" cy="9386443"/>
+            <wp:docPr id="5" name="Picture 5"/>
+            <wp:cNvGraphicFramePr>
+              <a:graphicFrameLocks noChangeAspect="1"/>
+            </wp:cNvGraphicFramePr>
+            <a:graphic>
+              <a:graphicData uri="http://schemas.openxmlformats.org/drawingml/2006/picture">
+                <pic:pic>
+                  <pic:nvPicPr>
+                    <pic:cNvPr id="0" name="image.png"/>
+                    <pic:cNvPicPr/>
+                  </pic:nvPicPr>
+                  <pic:blipFill>
+                    <a:blip r:embed="rId13"/>
+                    <a:stretch>
+                      <a:fillRect/>
+                    </a:stretch>
+                  </pic:blipFill>
+                  <pic:spPr>
+                    <a:xfrm>
+                      <a:off x="0" y="0"/>
+                      <a:ext cx="7315200" cy="9386443"/>
+                    </a:xfrm>
+                    <a:prstGeom prst="rect"/>
+                  </pic:spPr>
+                </pic:pic>
+              </a:graphicData>
+            </a:graphic>
+          </wp:inline>
+        </w:drawing>
       </w:r>
     </w:p>
     <w:sectPr>
       <w:pgSz w:w="12240" w:h="15840"/>
-      <w:pgMar w:top="1152" w:right="1296" w:bottom="1152" w:left="1296" w:header="720" w:footer="720" w:gutter="0"/>
+      <w:pgMar w:top="360" w:right="360" w:bottom="360" w:left="360" w:header="720" w:footer="720" w:gutter="0"/>
       <w:cols w:space="720"/>
       <w:docGrid w:linePitch="360"/>
     </w:sectPr>
@@ -2102,10 +610,6 @@
     <w:name w:val="Normal"/>
     <w:qFormat/>
     <w:rsid w:val="00FC693F"/>
-    <w:rPr>
-      <w:rFonts w:ascii="Times New Roman" w:hAnsi="Times New Roman"/>
-      <w:sz w:val="22"/>
-    </w:rPr>
   </w:style>
   <w:style w:type="paragraph" w:styleId="Header">
     <w:name w:val="header"/>
